--- a/Results_BSRS-2.docx
+++ b/Results_BSRS-2.docx
@@ -349,7 +349,7 @@
         <w:jc w:val="both"/>
       </w:pPr>
       <w:r>
-        <w:t>The analysis is based on N = 312 complete responses measured on seven-point Likert scales. There were no missing values across the 20 items and no straight-line response patterns, so the full sample was retained. Because PLS-SEM is a non-parametric method, multivariate normality is not required; nonetheless, Shapiro–Wilk tests rejected univariate normality for all items (p &lt; .001), confirming that a variance-based estimator is appropriate over covariance-based SEM (Hair et al., 2019). Item-level descriptive statistics are reported in Table 1.</w:t>
+        <w:t>The analysis is based on N = 312 complete responses measured on five-point Likert scales. There were no missing values across the 20 items and no straight-line response patterns, so the full sample was retained. Because PLS-SEM is a non-parametric method, multivariate normality is not required; nonetheless, Shapiro–Wilk tests rejected univariate normality for all items (p &lt; .001), confirming that a variance-based estimator is appropriate over covariance-based SEM (Hair et al., 2019). Item-level descriptive statistics are reported in Table 1.</w:t>
       </w:r>
     </w:p>
     <w:p>
